--- a/Proyecto.docx
+++ b/Proyecto.docx
@@ -403,6 +403,60 @@
         <w:p>
           <w:pPr>
             <w:rPr>
+              <w:rFonts w:ascii="Verdana" w:hAnsi="Verdana"/>
+              <w:sz w:val="22"/>
+              <w:szCs w:val="22"/>
+              <w:lang w:eastAsia="es-ES"/>
+            </w:rPr>
+          </w:pPr>
+          <w:r>
+            <w:rPr>
+              <w:rFonts w:ascii="Verdana" w:hAnsi="Verdana"/>
+              <w:sz w:val="22"/>
+              <w:szCs w:val="22"/>
+              <w:lang w:eastAsia="es-ES"/>
+            </w:rPr>
+            <w:lastRenderedPageBreak/>
+            <w:drawing>
+              <wp:inline distT="0" distB="0" distL="0" distR="0" wp14:anchorId="0685A5A2" wp14:editId="29DA72A4">
+                <wp:extent cx="5317351" cy="4058285"/>
+                <wp:effectExtent l="0" t="0" r="0" b="0"/>
+                <wp:docPr id="1774592784" name="Imagen 1" descr="Tabla&#10;&#10;El contenido generado por IA puede ser incorrecto."/>
+                <wp:cNvGraphicFramePr>
+                  <a:graphicFrameLocks xmlns:a="http://schemas.openxmlformats.org/drawingml/2006/main" noChangeAspect="1"/>
+                </wp:cNvGraphicFramePr>
+                <a:graphic xmlns:a="http://schemas.openxmlformats.org/drawingml/2006/main">
+                  <a:graphicData uri="http://schemas.openxmlformats.org/drawingml/2006/picture">
+                    <pic:pic xmlns:pic="http://schemas.openxmlformats.org/drawingml/2006/picture">
+                      <pic:nvPicPr>
+                        <pic:cNvPr id="1774592784" name="Imagen 1" descr="Tabla&#10;&#10;El contenido generado por IA puede ser incorrecto."/>
+                        <pic:cNvPicPr/>
+                      </pic:nvPicPr>
+                      <pic:blipFill>
+                        <a:blip r:embed="rId8"/>
+                        <a:stretch>
+                          <a:fillRect/>
+                        </a:stretch>
+                      </pic:blipFill>
+                      <pic:spPr>
+                        <a:xfrm>
+                          <a:off x="0" y="0"/>
+                          <a:ext cx="5319630" cy="4060025"/>
+                        </a:xfrm>
+                        <a:prstGeom prst="rect">
+                          <a:avLst/>
+                        </a:prstGeom>
+                      </pic:spPr>
+                    </pic:pic>
+                  </a:graphicData>
+                </a:graphic>
+              </wp:inline>
+            </w:drawing>
+          </w:r>
+        </w:p>
+        <w:p>
+          <w:pPr>
+            <w:rPr>
               <w:color w:val="EE0000"/>
               <w:lang w:eastAsia="es-ES"/>
             </w:rPr>
@@ -767,6 +821,10 @@
             </w:rPr>
           </w:pPr>
           <w:r>
+            <w:rPr>
+              <w:noProof/>
+            </w:rPr>
+            <w:lastRenderedPageBreak/>
             <w:drawing>
               <wp:inline distT="0" distB="0" distL="0" distR="0" wp14:anchorId="1AEEE2E9" wp14:editId="5983BE90">
                 <wp:extent cx="5181600" cy="2622484"/>
@@ -783,7 +841,7 @@
                         <pic:cNvPicPr/>
                       </pic:nvPicPr>
                       <pic:blipFill>
-                        <a:blip r:embed="rId8"/>
+                        <a:blip r:embed="rId9"/>
                         <a:stretch>
                           <a:fillRect/>
                         </a:stretch>
@@ -811,7 +869,9 @@
         </w:p>
         <w:p>
           <w:r>
-            <w:lastRenderedPageBreak/>
+            <w:rPr>
+              <w:noProof/>
+            </w:rPr>
             <w:drawing>
               <wp:inline distT="0" distB="0" distL="0" distR="0" wp14:anchorId="40255ED3" wp14:editId="5ED104E9">
                 <wp:extent cx="5156954" cy="3365500"/>
@@ -828,7 +888,7 @@
                         <pic:cNvPicPr/>
                       </pic:nvPicPr>
                       <pic:blipFill>
-                        <a:blip r:embed="rId9"/>
+                        <a:blip r:embed="rId10"/>
                         <a:stretch>
                           <a:fillRect/>
                         </a:stretch>
@@ -851,9 +911,13 @@
         </w:p>
         <w:p>
           <w:r>
+            <w:lastRenderedPageBreak/>
             <w:t xml:space="preserve">       </w:t>
           </w:r>
           <w:r>
+            <w:rPr>
+              <w:noProof/>
+            </w:rPr>
             <w:drawing>
               <wp:inline distT="0" distB="0" distL="0" distR="0" wp14:anchorId="29F697E5" wp14:editId="3D339AC8">
                 <wp:extent cx="4932218" cy="4391025"/>
@@ -870,7 +934,7 @@
                         <pic:cNvPicPr/>
                       </pic:nvPicPr>
                       <pic:blipFill>
-                        <a:blip r:embed="rId10"/>
+                        <a:blip r:embed="rId11"/>
                         <a:stretch>
                           <a:fillRect/>
                         </a:stretch>
@@ -896,10 +960,12 @@
         <w:p/>
         <w:p>
           <w:r>
-            <w:lastRenderedPageBreak/>
             <w:t xml:space="preserve">     </w:t>
           </w:r>
           <w:r>
+            <w:rPr>
+              <w:noProof/>
+            </w:rPr>
             <w:drawing>
               <wp:inline distT="0" distB="0" distL="0" distR="0" wp14:anchorId="22F5463D" wp14:editId="167BA436">
                 <wp:extent cx="4850956" cy="2840182"/>
@@ -916,7 +982,7 @@
                         <pic:cNvPicPr/>
                       </pic:nvPicPr>
                       <pic:blipFill>
-                        <a:blip r:embed="rId11"/>
+                        <a:blip r:embed="rId12"/>
                         <a:stretch>
                           <a:fillRect/>
                         </a:stretch>
@@ -938,12 +1004,19 @@
           </w:r>
         </w:p>
         <w:p>
-          <w:hyperlink r:id="rId12" w:history="1">
+          <w:hyperlink r:id="rId13" w:history="1">
             <w:r>
               <w:rPr>
                 <w:rStyle w:val="Hipervnculo"/>
               </w:rPr>
-              <w:t>https://miro.com/welcomeonboard/QlptZDU1ZXl1SWJDeUp0RGtESlhlTU1aVk5zZHh6Snp4ak0zckgzdVJRMk5laC84MXdFV1lrN2c2bGRaNW5qWS8wdUFlVUpXN1cvRVpSZ3M4SENGWTJDenVhOXJYVE9oVlFTc2IvUDZ1RzVLdklYM29sak5TY2YzRDVzbW5DU01Bd044SHFHaVlWYWk0d3NxeHNmeG9BPT0hdjE=?share_link_id=920105413377</w:t>
+              <w:t>https://miro.com/welcomeonboard/QlptZDU1ZXl1SWJDeUp0RGtESlhlTU1aVk5zZHh6Snp4ak0zckgzdVJRMk5laC84MXdFV1lrN2c2bGRaNW5qWS8wdUFlVUpXN1cv</w:t>
+            </w:r>
+            <w:r>
+              <w:rPr>
+                <w:rStyle w:val="Hipervnculo"/>
+              </w:rPr>
+              <w:lastRenderedPageBreak/>
+              <w:t>RVpSZ3M4SENGWTJDenVhOXJYVE9oVlFTc2IvUDZ1RzVLdklYM29sak5TY2YzRDVzbW5DU01Bd044SHFHaVlWYWk0d3NxeHNmeG9BPT0hdjE=?share_link_id=920105413377</w:t>
             </w:r>
           </w:hyperlink>
         </w:p>
@@ -1511,7 +1584,6 @@
               <w:sz w:val="22"/>
               <w:szCs w:val="22"/>
             </w:rPr>
-            <w:lastRenderedPageBreak/>
             <w:t>Ofrecer tus servicios</w:t>
           </w:r>
         </w:p>
@@ -1876,6 +1948,7 @@
               <w:sz w:val="22"/>
               <w:szCs w:val="22"/>
             </w:rPr>
+            <w:lastRenderedPageBreak/>
             <w:t xml:space="preserve">Disponer de </w:t>
           </w:r>
           <w:proofErr w:type="spellStart"/>
@@ -2387,7 +2460,6 @@
               <w:sz w:val="22"/>
               <w:szCs w:val="22"/>
             </w:rPr>
-            <w:lastRenderedPageBreak/>
             <w:t>Priorizaciones</w:t>
           </w:r>
         </w:p>
@@ -2406,24 +2478,6 @@
               <w:color w:val="EE0000"/>
             </w:rPr>
             <w:t>Tecnologías</w:t>
-          </w:r>
-        </w:p>
-        <w:p>
-          <w:pPr>
-            <w:spacing w:line="360" w:lineRule="auto"/>
-            <w:jc w:val="both"/>
-            <w:rPr>
-              <w:sz w:val="22"/>
-              <w:szCs w:val="22"/>
-            </w:rPr>
-          </w:pPr>
-          <w:r>
-            <w:rPr>
-              <w:rFonts w:ascii="Verdana" w:hAnsi="Verdana"/>
-              <w:sz w:val="22"/>
-              <w:szCs w:val="22"/>
-            </w:rPr>
-            <w:t>contenido</w:t>
           </w:r>
         </w:p>
         <w:p/>
@@ -2438,8 +2492,8 @@
       </w:pPr>
     </w:p>
     <w:sectPr>
-      <w:headerReference w:type="default" r:id="rId13"/>
-      <w:footerReference w:type="default" r:id="rId14"/>
+      <w:headerReference w:type="default" r:id="rId14"/>
+      <w:footerReference w:type="default" r:id="rId15"/>
       <w:pgSz w:w="11906" w:h="16838"/>
       <w:pgMar w:top="1417" w:right="1701" w:bottom="1417" w:left="1701" w:header="708" w:footer="708" w:gutter="0"/>
       <w:cols w:space="708"/>
@@ -3682,6 +3736,7 @@
   <w:style w:type="character" w:default="1" w:styleId="Fuentedeprrafopredeter">
     <w:name w:val="Default Paragraph Font"/>
     <w:uiPriority w:val="1"/>
+    <w:semiHidden/>
     <w:unhideWhenUsed/>
   </w:style>
   <w:style w:type="table" w:default="1" w:styleId="Tablanormal">
